--- a/Just to see how to manage a Word document in a repository.docx
+++ b/Just to see how to manage a Word document in a repository.docx
@@ -19,6 +19,19 @@
           <w:lang w:val="en-US"/>
         </w:rPr>
         <w:t>anage a Word document in a repository.</w:t>
+      </w:r>
+    </w:p>
+    <w:p>
+      <w:pPr>
+        <w:rPr>
+          <w:lang w:val="en-US"/>
+        </w:rPr>
+      </w:pPr>
+      <w:r>
+        <w:rPr>
+          <w:lang w:val="en-US"/>
+        </w:rPr>
+        <w:t>Cool. We can even open this in Word from VS when using “Open with… &gt; Word”.</w:t>
       </w:r>
     </w:p>
     <w:p>
